--- a/CS3185/HW5/CS3185.docx
+++ b/CS3185/HW5/CS3185.docx
@@ -5757,7 +5757,13 @@
         <w:ind w:left="720"/>
       </w:pPr>
       <w:r>
-        <w:t>This means there exists the situation where uv</w:t>
+        <w:t>This means there exists the situation</w:t>
+      </w:r>
+      <w:r>
+        <w:t>s</w:t>
+      </w:r>
+      <w:r>
+        <w:t xml:space="preserve"> where uv</w:t>
       </w:r>
       <w:r>
         <w:rPr>
@@ -5815,13 +5821,42 @@
       </w:r>
       <w:proofErr w:type="spellEnd"/>
       <w:r>
-        <w:t xml:space="preserve"> where m &gt;= n, which means m = n is possible, indicating that </w:t>
+        <w:t xml:space="preserve"> where m &gt;= n</w:t>
+      </w:r>
+      <w:r>
+        <w:t xml:space="preserve"> or </w:t>
+      </w:r>
+      <w:proofErr w:type="gramStart"/>
+      <w:r>
+        <w:t>the where</w:t>
+      </w:r>
+      <w:proofErr w:type="gramEnd"/>
+      <w:r>
+        <w:t xml:space="preserve"> n &gt;= p</w:t>
+      </w:r>
+      <w:r>
+        <w:t>, which means m = n</w:t>
+      </w:r>
+      <w:r>
+        <w:t xml:space="preserve"> or n = p</w:t>
+      </w:r>
+      <w:r>
+        <w:t xml:space="preserve"> is possible, indicating </w:t>
+      </w:r>
+      <w:r>
+        <w:t>a</w:t>
+      </w:r>
+      <w:r>
+        <w:t xml:space="preserve"> </w:t>
       </w:r>
       <w:proofErr w:type="spellStart"/>
       <w:r>
         <w:t>uxz</w:t>
       </w:r>
       <w:proofErr w:type="spellEnd"/>
+      <w:r>
+        <w:t xml:space="preserve"> that</w:t>
+      </w:r>
       <w:r>
         <w:t xml:space="preserve"> is not within the language L.  This is a contradiction that shows that L is not a CFL.</w:t>
       </w:r>
@@ -6167,7 +6202,13 @@
         <w:rPr>
           <w:vertAlign w:val="superscript"/>
         </w:rPr>
-        <w:t>m^2 – 5</w:t>
+        <w:t xml:space="preserve">m^2 – </w:t>
+      </w:r>
+      <w:r>
+        <w:rPr>
+          <w:vertAlign w:val="superscript"/>
+        </w:rPr>
+        <w:t>s</w:t>
       </w:r>
       <w:r>
         <w:t xml:space="preserve"> b</w:t>

--- a/CS3185/HW5/CS3185.docx
+++ b/CS3185/HW5/CS3185.docx
@@ -286,7 +286,11 @@
       </w:r>
       <w:proofErr w:type="spellEnd"/>
     </w:p>
-    <w:p/>
+    <w:p>
+      <w:pPr>
+        <w:jc w:val="right"/>
+      </w:pPr>
+    </w:p>
     <w:p>
       <w:r>
         <w:t>NPDA:</w:t>
@@ -1163,7 +1167,13 @@
     <w:p/>
     <w:p>
       <w:r>
-        <w:t>Trace: baba (not in language, cannot be accepted)</w:t>
+        <w:t>Trace: baba (</w:t>
+      </w:r>
+      <w:r>
+        <w:t>N</w:t>
+      </w:r>
+      <w:r>
+        <w:t>ot in language, cannot be accepted)</w:t>
       </w:r>
     </w:p>
     <w:p/>
@@ -1390,7 +1400,21 @@
           <w:b/>
           <w:bCs/>
         </w:rPr>
-        <w:t xml:space="preserve">: n &gt;= 0, n ≠ </w:t>
+        <w:t xml:space="preserve">: n </w:t>
+      </w:r>
+      <w:r>
+        <w:rPr>
+          <w:b/>
+          <w:bCs/>
+        </w:rPr>
+        <w:t>≥</w:t>
+      </w:r>
+      <w:r>
+        <w:rPr>
+          <w:b/>
+          <w:bCs/>
+        </w:rPr>
+        <w:t xml:space="preserve"> 0, n ≠ </w:t>
       </w:r>
       <w:proofErr w:type="gramStart"/>
       <w:r>
@@ -2915,7 +2939,21 @@
         <w:ind w:left="720"/>
       </w:pPr>
       <w:r>
-        <w:t>The language of up to one a, followed by up to unlimited b’s.</w:t>
+        <w:t xml:space="preserve">The language of up to one a, followed by up to </w:t>
+      </w:r>
+      <w:r>
+        <w:t>one or more</w:t>
+      </w:r>
+      <w:r>
+        <w:t xml:space="preserve"> </w:t>
+      </w:r>
+      <w:proofErr w:type="gramStart"/>
+      <w:r>
+        <w:t>b’s</w:t>
+      </w:r>
+      <w:proofErr w:type="gramEnd"/>
+      <w:r>
+        <w:t>.</w:t>
       </w:r>
     </w:p>
     <w:p>
@@ -3996,7 +4034,21 @@
           <w:b/>
           <w:bCs/>
         </w:rPr>
-        <w:t xml:space="preserve"> n &gt;= 2}</w:t>
+        <w:t xml:space="preserve"> n </w:t>
+      </w:r>
+      <w:r>
+        <w:rPr>
+          <w:b/>
+          <w:bCs/>
+        </w:rPr>
+        <w:t>≥</w:t>
+      </w:r>
+      <w:r>
+        <w:rPr>
+          <w:b/>
+          <w:bCs/>
+        </w:rPr>
+        <w:t xml:space="preserve"> 2}</w:t>
       </w:r>
     </w:p>
     <w:p/>
@@ -4677,7 +4729,21 @@
           <w:b/>
           <w:bCs/>
         </w:rPr>
-        <w:t xml:space="preserve"> : m &gt;= n + </w:t>
+        <w:t xml:space="preserve"> : m </w:t>
+      </w:r>
+      <w:r>
+        <w:rPr>
+          <w:b/>
+          <w:bCs/>
+        </w:rPr>
+        <w:t>≥</w:t>
+      </w:r>
+      <w:r>
+        <w:rPr>
+          <w:b/>
+          <w:bCs/>
+        </w:rPr>
+        <w:t xml:space="preserve"> n + </w:t>
       </w:r>
       <w:proofErr w:type="gramStart"/>
       <w:r>
@@ -5924,7 +5990,21 @@
           <w:b/>
           <w:bCs/>
         </w:rPr>
-        <w:t xml:space="preserve"> n &lt;= j</w:t>
+        <w:t xml:space="preserve"> n </w:t>
+      </w:r>
+      <w:r>
+        <w:rPr>
+          <w:b/>
+          <w:bCs/>
+        </w:rPr>
+        <w:t xml:space="preserve">≤ </w:t>
+      </w:r>
+      <w:r>
+        <w:rPr>
+          <w:b/>
+          <w:bCs/>
+        </w:rPr>
+        <w:t>j</w:t>
       </w:r>
       <w:proofErr w:type="gramStart"/>
       <w:r>
@@ -5974,24 +6054,95 @@
         <w:ind w:left="720"/>
       </w:pPr>
       <w:r>
-        <w:t>Consider the string w = a</w:t>
-      </w:r>
-      <w:r>
-        <w:rPr>
-          <w:vertAlign w:val="superscript"/>
-        </w:rPr>
-        <w:t>m^2</w:t>
-      </w:r>
-      <w:r>
-        <w:t>b</w:t>
-      </w:r>
-      <w:r>
-        <w:rPr>
-          <w:vertAlign w:val="superscript"/>
-        </w:rPr>
-        <w:t>m</w:t>
-      </w:r>
-      <w:r>
+        <w:t>Consider the string</w:t>
+      </w:r>
+      <w:r>
+        <w:t xml:space="preserve"> </w:t>
+      </w:r>
+      <m:oMath>
+        <m:r>
+          <w:rPr>
+            <w:rFonts w:ascii="Cambria Math" w:hAnsi="Cambria Math"/>
+          </w:rPr>
+          <m:t xml:space="preserve">w= </m:t>
+        </m:r>
+        <m:sSup>
+          <m:sSupPr>
+            <m:ctrlPr>
+              <w:rPr>
+                <w:rFonts w:ascii="Cambria Math" w:hAnsi="Cambria Math"/>
+                <w:i/>
+              </w:rPr>
+            </m:ctrlPr>
+          </m:sSupPr>
+          <m:e>
+            <m:r>
+              <w:rPr>
+                <w:rFonts w:ascii="Cambria Math" w:hAnsi="Cambria Math"/>
+              </w:rPr>
+              <m:t>a</m:t>
+            </m:r>
+          </m:e>
+          <m:sup>
+            <m:sSup>
+              <m:sSupPr>
+                <m:ctrlPr>
+                  <w:rPr>
+                    <w:rFonts w:ascii="Cambria Math" w:hAnsi="Cambria Math"/>
+                    <w:i/>
+                  </w:rPr>
+                </m:ctrlPr>
+              </m:sSupPr>
+              <m:e>
+                <m:r>
+                  <w:rPr>
+                    <w:rFonts w:ascii="Cambria Math" w:hAnsi="Cambria Math"/>
+                  </w:rPr>
+                  <m:t>m</m:t>
+                </m:r>
+              </m:e>
+              <m:sup>
+                <m:r>
+                  <w:rPr>
+                    <w:rFonts w:ascii="Cambria Math" w:hAnsi="Cambria Math"/>
+                  </w:rPr>
+                  <m:t>2</m:t>
+                </m:r>
+              </m:sup>
+            </m:sSup>
+          </m:sup>
+        </m:sSup>
+        <m:sSup>
+          <m:sSupPr>
+            <m:ctrlPr>
+              <w:rPr>
+                <w:rFonts w:ascii="Cambria Math" w:hAnsi="Cambria Math"/>
+                <w:i/>
+              </w:rPr>
+            </m:ctrlPr>
+          </m:sSupPr>
+          <m:e>
+            <m:r>
+              <w:rPr>
+                <w:rFonts w:ascii="Cambria Math" w:hAnsi="Cambria Math"/>
+              </w:rPr>
+              <m:t>b</m:t>
+            </m:r>
+          </m:e>
+          <m:sup>
+            <m:r>
+              <w:rPr>
+                <w:rFonts w:ascii="Cambria Math" w:hAnsi="Cambria Math"/>
+              </w:rPr>
+              <m:t>m</m:t>
+            </m:r>
+          </m:sup>
+        </m:sSup>
+      </m:oMath>
+      <w:r>
+        <w:rPr>
+          <w:rFonts w:eastAsiaTheme="minorEastAsia"/>
+        </w:rPr>
         <w:t>.</w:t>
       </w:r>
     </w:p>
@@ -6030,7 +6181,13 @@
       </w:r>
       <w:proofErr w:type="spellEnd"/>
       <w:r>
-        <w:t>| &lt;= m,</w:t>
+        <w:t xml:space="preserve">| </w:t>
+      </w:r>
+      <w:r>
+        <w:t>≤</w:t>
+      </w:r>
+      <w:r>
+        <w:t xml:space="preserve"> m,</w:t>
       </w:r>
     </w:p>
     <w:p>
@@ -6047,7 +6204,13 @@
       </w:r>
       <w:proofErr w:type="spellEnd"/>
       <w:r>
-        <w:t>| &gt;= 1, and</w:t>
+        <w:t xml:space="preserve">| </w:t>
+      </w:r>
+      <w:r>
+        <w:t>≥</w:t>
+      </w:r>
+      <w:r>
+        <w:t xml:space="preserve"> 1, and</w:t>
       </w:r>
     </w:p>
     <w:p>
@@ -6144,7 +6307,27 @@
       </w:r>
       <w:proofErr w:type="gramEnd"/>
       <w:r>
-        <w:t xml:space="preserve"> (1 &lt;= s + t &lt;= m).</w:t>
+        <w:t xml:space="preserve"> (</w:t>
+      </w:r>
+      <w:proofErr w:type="gramStart"/>
+      <w:r>
+        <w:t xml:space="preserve">1 </w:t>
+      </w:r>
+      <w:r>
+        <w:t>≤</w:t>
+      </w:r>
+      <w:r>
+        <w:t xml:space="preserve"> s</w:t>
+      </w:r>
+      <w:proofErr w:type="gramEnd"/>
+      <w:r>
+        <w:t xml:space="preserve"> + t </w:t>
+      </w:r>
+      <w:r>
+        <w:t>≤</w:t>
+      </w:r>
+      <w:r>
+        <w:t xml:space="preserve"> m).</w:t>
       </w:r>
     </w:p>
     <w:p>
@@ -6196,42 +6379,96 @@
       </w:r>
       <w:proofErr w:type="spellEnd"/>
       <w:r>
-        <w:t xml:space="preserve"> = a</w:t>
-      </w:r>
-      <w:r>
-        <w:rPr>
-          <w:vertAlign w:val="superscript"/>
-        </w:rPr>
-        <w:t xml:space="preserve">m^2 – </w:t>
-      </w:r>
-      <w:r>
-        <w:rPr>
-          <w:vertAlign w:val="superscript"/>
-        </w:rPr>
-        <w:t>s</w:t>
-      </w:r>
-      <w:r>
-        <w:t xml:space="preserve"> b</w:t>
-      </w:r>
-      <w:r>
-        <w:rPr>
-          <w:vertAlign w:val="superscript"/>
-        </w:rPr>
-        <w:t xml:space="preserve">m – </w:t>
-      </w:r>
-      <w:proofErr w:type="gramStart"/>
-      <w:r>
-        <w:rPr>
-          <w:vertAlign w:val="superscript"/>
-        </w:rPr>
-        <w:t>t</w:t>
-      </w:r>
-      <w:r>
-        <w:t xml:space="preserve">  ϵ</w:t>
-      </w:r>
-      <w:proofErr w:type="gramEnd"/>
-      <w:r>
-        <w:t xml:space="preserve"> L</w:t>
+        <w:t xml:space="preserve"> = </w:t>
+      </w:r>
+      <m:oMath>
+        <m:sSup>
+          <m:sSupPr>
+            <m:ctrlPr>
+              <w:rPr>
+                <w:rFonts w:ascii="Cambria Math" w:hAnsi="Cambria Math"/>
+                <w:i/>
+              </w:rPr>
+            </m:ctrlPr>
+          </m:sSupPr>
+          <m:e>
+            <m:r>
+              <w:rPr>
+                <w:rFonts w:ascii="Cambria Math" w:hAnsi="Cambria Math"/>
+              </w:rPr>
+              <m:t>a</m:t>
+            </m:r>
+          </m:e>
+          <m:sup>
+            <m:sSup>
+              <m:sSupPr>
+                <m:ctrlPr>
+                  <w:rPr>
+                    <w:rFonts w:ascii="Cambria Math" w:hAnsi="Cambria Math"/>
+                    <w:i/>
+                  </w:rPr>
+                </m:ctrlPr>
+              </m:sSupPr>
+              <m:e>
+                <m:r>
+                  <w:rPr>
+                    <w:rFonts w:ascii="Cambria Math" w:hAnsi="Cambria Math"/>
+                  </w:rPr>
+                  <m:t>m</m:t>
+                </m:r>
+              </m:e>
+              <m:sup>
+                <m:r>
+                  <w:rPr>
+                    <w:rFonts w:ascii="Cambria Math" w:hAnsi="Cambria Math"/>
+                  </w:rPr>
+                  <m:t>2</m:t>
+                </m:r>
+              </m:sup>
+            </m:sSup>
+            <m:r>
+              <w:rPr>
+                <w:rFonts w:ascii="Cambria Math" w:hAnsi="Cambria Math"/>
+              </w:rPr>
+              <m:t>-s</m:t>
+            </m:r>
+          </m:sup>
+        </m:sSup>
+        <m:sSup>
+          <m:sSupPr>
+            <m:ctrlPr>
+              <w:rPr>
+                <w:rFonts w:ascii="Cambria Math" w:hAnsi="Cambria Math"/>
+                <w:i/>
+              </w:rPr>
+            </m:ctrlPr>
+          </m:sSupPr>
+          <m:e>
+            <m:r>
+              <w:rPr>
+                <w:rFonts w:ascii="Cambria Math" w:hAnsi="Cambria Math"/>
+              </w:rPr>
+              <m:t>b</m:t>
+            </m:r>
+          </m:e>
+          <m:sup>
+            <m:r>
+              <w:rPr>
+                <w:rFonts w:ascii="Cambria Math" w:hAnsi="Cambria Math"/>
+              </w:rPr>
+              <m:t>m</m:t>
+            </m:r>
+            <m:r>
+              <w:rPr>
+                <w:rFonts w:ascii="Cambria Math" w:hAnsi="Cambria Math"/>
+              </w:rPr>
+              <m:t>-t</m:t>
+            </m:r>
+          </m:sup>
+        </m:sSup>
+      </m:oMath>
+      <w:r>
+        <w:t xml:space="preserve"> ϵ L</w:t>
       </w:r>
     </w:p>
     <w:p>
@@ -6262,7 +6499,13 @@
         <w:t>2</w:t>
       </w:r>
       <w:r>
-        <w:t xml:space="preserve"> – s &lt;= (m – t)</w:t>
+        <w:t xml:space="preserve"> – s </w:t>
+      </w:r>
+      <w:r>
+        <w:t>≤</w:t>
+      </w:r>
+      <w:r>
+        <w:t xml:space="preserve"> (m – t)</w:t>
       </w:r>
       <w:r>
         <w:rPr>
@@ -6286,7 +6529,13 @@
         <w:t>2</w:t>
       </w:r>
       <w:r>
-        <w:t xml:space="preserve"> – s &lt;= m</w:t>
+        <w:t xml:space="preserve"> – s </w:t>
+      </w:r>
+      <w:r>
+        <w:t>≤</w:t>
+      </w:r>
+      <w:r>
+        <w:t xml:space="preserve"> m</w:t>
       </w:r>
       <w:r>
         <w:rPr>
@@ -6308,10 +6557,40 @@
       <w:pPr>
         <w:ind w:left="720"/>
       </w:pPr>
+      <w:r>
+        <w:tab/>
+        <w:t xml:space="preserve">       -s ≤ -2mt + t</w:t>
+      </w:r>
+      <w:r>
+        <w:rPr>
+          <w:vertAlign w:val="superscript"/>
+        </w:rPr>
+        <w:t>2</w:t>
+      </w:r>
     </w:p>
     <w:p>
       <w:pPr>
         <w:ind w:left="720"/>
+        <w:rPr>
+          <w:vertAlign w:val="superscript"/>
+        </w:rPr>
+      </w:pPr>
+      <w:r>
+        <w:tab/>
+      </w:r>
+      <w:r>
+        <w:t xml:space="preserve">         s ≥ 2mt – t</w:t>
+      </w:r>
+      <w:r>
+        <w:rPr>
+          <w:vertAlign w:val="superscript"/>
+        </w:rPr>
+        <w:t>2</w:t>
+      </w:r>
+    </w:p>
+    <w:p>
+      <w:pPr>
+        <w:ind w:left="720"/>
       </w:pPr>
       <w:r>
         <w:t>Then,</w:t>
@@ -6323,7 +6602,16 @@
       </w:pPr>
       <w:r>
         <w:tab/>
-        <w:t>s &gt;= mt</w:t>
+        <w:t xml:space="preserve">s </w:t>
+      </w:r>
+      <w:r>
+        <w:t>≥</w:t>
+      </w:r>
+      <w:r>
+        <w:t xml:space="preserve"> mt</w:t>
+      </w:r>
+      <w:r>
+        <w:t>, and</w:t>
       </w:r>
     </w:p>
     <w:p>
@@ -6332,7 +6620,13 @@
       </w:pPr>
       <w:r>
         <w:tab/>
-        <w:t>s &lt;= m</w:t>
+        <w:t xml:space="preserve">s </w:t>
+      </w:r>
+      <w:r>
+        <w:t>≤</w:t>
+      </w:r>
+      <w:r>
+        <w:t xml:space="preserve"> m</w:t>
       </w:r>
     </w:p>
     <w:p>
@@ -6374,7 +6668,6 @@
         <w:ind w:left="720"/>
       </w:pPr>
       <w:r>
-        <w:lastRenderedPageBreak/>
         <w:t>When pumping up, we then see:</w:t>
       </w:r>
     </w:p>
@@ -6406,25 +6699,125 @@
         <w:t>2</w:t>
       </w:r>
       <w:r>
-        <w:t>z = a</w:t>
-      </w:r>
-      <w:r>
-        <w:rPr>
-          <w:vertAlign w:val="superscript"/>
-        </w:rPr>
-        <w:t xml:space="preserve">m^2 + s </w:t>
-      </w:r>
-      <w:r>
-        <w:t>b</w:t>
-      </w:r>
-      <w:r>
-        <w:rPr>
-          <w:vertAlign w:val="superscript"/>
-        </w:rPr>
-        <w:t>m + t</w:t>
-      </w:r>
-      <w:r>
-        <w:t>, where t = 0.</w:t>
+        <w:t>z =</w:t>
+      </w:r>
+      <w:r>
+        <w:t xml:space="preserve"> </w:t>
+      </w:r>
+      <w:proofErr w:type="spellStart"/>
+      <w:r>
+        <w:t>uxz</w:t>
+      </w:r>
+      <w:proofErr w:type="spellEnd"/>
+      <w:r>
+        <w:t xml:space="preserve"> =</w:t>
+      </w:r>
+      <w:r>
+        <w:t xml:space="preserve"> </w:t>
+      </w:r>
+      <m:oMath>
+        <m:sSup>
+          <m:sSupPr>
+            <m:ctrlPr>
+              <w:rPr>
+                <w:rFonts w:ascii="Cambria Math" w:hAnsi="Cambria Math"/>
+                <w:i/>
+              </w:rPr>
+            </m:ctrlPr>
+          </m:sSupPr>
+          <m:e>
+            <m:r>
+              <w:rPr>
+                <w:rFonts w:ascii="Cambria Math" w:hAnsi="Cambria Math"/>
+              </w:rPr>
+              <m:t>a</m:t>
+            </m:r>
+          </m:e>
+          <m:sup>
+            <m:sSup>
+              <m:sSupPr>
+                <m:ctrlPr>
+                  <w:rPr>
+                    <w:rFonts w:ascii="Cambria Math" w:hAnsi="Cambria Math"/>
+                    <w:i/>
+                  </w:rPr>
+                </m:ctrlPr>
+              </m:sSupPr>
+              <m:e>
+                <m:r>
+                  <w:rPr>
+                    <w:rFonts w:ascii="Cambria Math" w:hAnsi="Cambria Math"/>
+                  </w:rPr>
+                  <m:t>m</m:t>
+                </m:r>
+              </m:e>
+              <m:sup>
+                <m:r>
+                  <w:rPr>
+                    <w:rFonts w:ascii="Cambria Math" w:hAnsi="Cambria Math"/>
+                  </w:rPr>
+                  <m:t>2</m:t>
+                </m:r>
+              </m:sup>
+            </m:sSup>
+            <m:r>
+              <w:rPr>
+                <w:rFonts w:ascii="Cambria Math" w:hAnsi="Cambria Math"/>
+              </w:rPr>
+              <m:t>+</m:t>
+            </m:r>
+            <m:r>
+              <w:rPr>
+                <w:rFonts w:ascii="Cambria Math" w:hAnsi="Cambria Math"/>
+              </w:rPr>
+              <m:t>s</m:t>
+            </m:r>
+          </m:sup>
+        </m:sSup>
+        <m:sSup>
+          <m:sSupPr>
+            <m:ctrlPr>
+              <w:rPr>
+                <w:rFonts w:ascii="Cambria Math" w:hAnsi="Cambria Math"/>
+                <w:i/>
+              </w:rPr>
+            </m:ctrlPr>
+          </m:sSupPr>
+          <m:e>
+            <m:r>
+              <w:rPr>
+                <w:rFonts w:ascii="Cambria Math" w:hAnsi="Cambria Math"/>
+              </w:rPr>
+              <m:t>b</m:t>
+            </m:r>
+          </m:e>
+          <m:sup>
+            <m:r>
+              <w:rPr>
+                <w:rFonts w:ascii="Cambria Math" w:hAnsi="Cambria Math"/>
+              </w:rPr>
+              <m:t>m</m:t>
+            </m:r>
+            <m:r>
+              <w:rPr>
+                <w:rFonts w:ascii="Cambria Math" w:hAnsi="Cambria Math"/>
+              </w:rPr>
+              <m:t>+</m:t>
+            </m:r>
+            <m:r>
+              <w:rPr>
+                <w:rFonts w:ascii="Cambria Math" w:hAnsi="Cambria Math"/>
+              </w:rPr>
+              <m:t>t</m:t>
+            </m:r>
+          </m:sup>
+        </m:sSup>
+      </m:oMath>
+      <w:r>
+        <w:t xml:space="preserve"> ϵ L,</w:t>
+      </w:r>
+      <w:r>
+        <w:t xml:space="preserve"> where t = 0.</w:t>
       </w:r>
     </w:p>
     <w:p>
@@ -6437,13 +6830,27 @@
         <w:ind w:left="720"/>
       </w:pPr>
       <w:r>
-        <w:t>Since we know 1 &lt;= s + t and t = 0, then s &gt;</w:t>
-      </w:r>
-      <w:r>
-        <w:t>=</w:t>
-      </w:r>
-      <w:r>
-        <w:t xml:space="preserve"> 1.  This means that </w:t>
+        <w:t xml:space="preserve">Since we know </w:t>
+      </w:r>
+      <w:proofErr w:type="gramStart"/>
+      <w:r>
+        <w:t xml:space="preserve">1 </w:t>
+      </w:r>
+      <w:r>
+        <w:t xml:space="preserve">≤ </w:t>
+      </w:r>
+      <w:r>
+        <w:t>s</w:t>
+      </w:r>
+      <w:proofErr w:type="gramEnd"/>
+      <w:r>
+        <w:t xml:space="preserve"> + t and t = 0, then s </w:t>
+      </w:r>
+      <w:r>
+        <w:t xml:space="preserve">≥ </w:t>
+      </w:r>
+      <w:r>
+        <w:t xml:space="preserve">1.  This means that </w:t>
       </w:r>
     </w:p>
     <w:p>
@@ -6465,7 +6872,13 @@
         <w:t>2</w:t>
       </w:r>
       <w:r>
-        <w:t xml:space="preserve"> + s = n &gt;= m</w:t>
+        <w:t xml:space="preserve"> + s = n </w:t>
+      </w:r>
+      <w:r>
+        <w:t xml:space="preserve">≥ </w:t>
+      </w:r>
+      <w:r>
+        <w:t>m</w:t>
       </w:r>
       <w:r>
         <w:rPr>
@@ -6656,33 +7069,121 @@
         <w:ind w:left="720"/>
       </w:pPr>
       <w:r>
-        <w:t>Consider the string w = a</w:t>
-      </w:r>
-      <w:r>
-        <w:rPr>
-          <w:vertAlign w:val="superscript"/>
-        </w:rPr>
-        <w:t>m^2</w:t>
-      </w:r>
-      <w:r>
-        <w:t>b</w:t>
-      </w:r>
-      <w:r>
-        <w:rPr>
-          <w:vertAlign w:val="superscript"/>
-        </w:rPr>
-        <w:t>m</w:t>
-      </w:r>
-      <w:r>
-        <w:t>c</w:t>
-      </w:r>
-      <w:r>
-        <w:rPr>
-          <w:vertAlign w:val="superscript"/>
-        </w:rPr>
-        <w:t>m</w:t>
-      </w:r>
-      <w:r>
+        <w:t>Consider the string</w:t>
+      </w:r>
+      <w:r>
+        <w:t xml:space="preserve">  </w:t>
+      </w:r>
+      <m:oMath>
+        <m:r>
+          <w:rPr>
+            <w:rFonts w:ascii="Cambria Math" w:hAnsi="Cambria Math"/>
+          </w:rPr>
+          <m:t>w=</m:t>
+        </m:r>
+        <m:sSup>
+          <m:sSupPr>
+            <m:ctrlPr>
+              <w:rPr>
+                <w:rFonts w:ascii="Cambria Math" w:hAnsi="Cambria Math"/>
+                <w:i/>
+              </w:rPr>
+            </m:ctrlPr>
+          </m:sSupPr>
+          <m:e>
+            <m:r>
+              <w:rPr>
+                <w:rFonts w:ascii="Cambria Math" w:hAnsi="Cambria Math"/>
+              </w:rPr>
+              <m:t>a</m:t>
+            </m:r>
+          </m:e>
+          <m:sup>
+            <m:sSup>
+              <m:sSupPr>
+                <m:ctrlPr>
+                  <w:rPr>
+                    <w:rFonts w:ascii="Cambria Math" w:hAnsi="Cambria Math"/>
+                    <w:i/>
+                  </w:rPr>
+                </m:ctrlPr>
+              </m:sSupPr>
+              <m:e>
+                <m:r>
+                  <w:rPr>
+                    <w:rFonts w:ascii="Cambria Math" w:hAnsi="Cambria Math"/>
+                  </w:rPr>
+                  <m:t>m</m:t>
+                </m:r>
+              </m:e>
+              <m:sup>
+                <m:r>
+                  <w:rPr>
+                    <w:rFonts w:ascii="Cambria Math" w:hAnsi="Cambria Math"/>
+                  </w:rPr>
+                  <m:t>2</m:t>
+                </m:r>
+              </m:sup>
+            </m:sSup>
+          </m:sup>
+        </m:sSup>
+        <m:sSup>
+          <m:sSupPr>
+            <m:ctrlPr>
+              <w:rPr>
+                <w:rFonts w:ascii="Cambria Math" w:hAnsi="Cambria Math"/>
+                <w:i/>
+              </w:rPr>
+            </m:ctrlPr>
+          </m:sSupPr>
+          <m:e>
+            <m:r>
+              <w:rPr>
+                <w:rFonts w:ascii="Cambria Math" w:hAnsi="Cambria Math"/>
+              </w:rPr>
+              <m:t>b</m:t>
+            </m:r>
+          </m:e>
+          <m:sup>
+            <m:r>
+              <w:rPr>
+                <w:rFonts w:ascii="Cambria Math" w:hAnsi="Cambria Math"/>
+              </w:rPr>
+              <m:t>m</m:t>
+            </m:r>
+          </m:sup>
+        </m:sSup>
+        <m:sSup>
+          <m:sSupPr>
+            <m:ctrlPr>
+              <w:rPr>
+                <w:rFonts w:ascii="Cambria Math" w:hAnsi="Cambria Math"/>
+                <w:i/>
+              </w:rPr>
+            </m:ctrlPr>
+          </m:sSupPr>
+          <m:e>
+            <m:r>
+              <w:rPr>
+                <w:rFonts w:ascii="Cambria Math" w:hAnsi="Cambria Math"/>
+              </w:rPr>
+              <m:t>c</m:t>
+            </m:r>
+          </m:e>
+          <m:sup>
+            <m:r>
+              <w:rPr>
+                <w:rFonts w:ascii="Cambria Math" w:hAnsi="Cambria Math"/>
+              </w:rPr>
+              <m:t>m</m:t>
+            </m:r>
+          </m:sup>
+        </m:sSup>
+      </m:oMath>
+      <w:r>
+        <w:rPr>
+          <w:rFonts w:eastAsiaTheme="minorEastAsia"/>
+        </w:rPr>
         <w:t>.</w:t>
       </w:r>
     </w:p>
@@ -6721,7 +7222,13 @@
       </w:r>
       <w:proofErr w:type="spellEnd"/>
       <w:r>
-        <w:t>| &lt;= m,</w:t>
+        <w:t xml:space="preserve">| </w:t>
+      </w:r>
+      <w:r>
+        <w:t>≤</w:t>
+      </w:r>
+      <w:r>
+        <w:t xml:space="preserve"> m,</w:t>
       </w:r>
     </w:p>
     <w:p>
@@ -6738,25 +7245,109 @@
       </w:r>
       <w:proofErr w:type="spellEnd"/>
       <w:r>
-        <w:t>| &gt;= 1, and</w:t>
+        <w:t xml:space="preserve">| </w:t>
+      </w:r>
+      <w:r>
+        <w:t>≥</w:t>
+      </w:r>
+      <w:r>
+        <w:t xml:space="preserve"> 1, and</w:t>
+      </w:r>
+    </w:p>
+    <w:p>
+      <w:pPr>
+        <w:ind w:left="720" w:firstLine="720"/>
+      </w:pPr>
+      <w:proofErr w:type="spellStart"/>
+      <w:r>
+        <w:t>uv</w:t>
+      </w:r>
+      <w:r>
+        <w:rPr>
+          <w:vertAlign w:val="superscript"/>
+        </w:rPr>
+        <w:t>i</w:t>
+      </w:r>
+      <w:r>
+        <w:t>xy</w:t>
+      </w:r>
+      <w:r>
+        <w:rPr>
+          <w:vertAlign w:val="superscript"/>
+        </w:rPr>
+        <w:t>i</w:t>
+      </w:r>
+      <w:r>
+        <w:t>z</w:t>
+      </w:r>
+      <w:proofErr w:type="spellEnd"/>
+      <w:r>
+        <w:t xml:space="preserve"> ϵ L for all </w:t>
+      </w:r>
+      <w:proofErr w:type="spellStart"/>
+      <w:r>
+        <w:t>i</w:t>
+      </w:r>
+      <w:proofErr w:type="spellEnd"/>
+      <w:r>
+        <w:t>.</w:t>
       </w:r>
     </w:p>
     <w:p>
       <w:pPr>
         <w:ind w:left="720"/>
       </w:pPr>
-      <w:r>
-        <w:tab/>
-      </w:r>
-      <w:proofErr w:type="spellStart"/>
-      <w:r>
-        <w:t>uv</w:t>
-      </w:r>
-      <w:r>
-        <w:rPr>
-          <w:vertAlign w:val="superscript"/>
-        </w:rPr>
-        <w:t>i</w:t>
+    </w:p>
+    <w:p>
+      <w:pPr>
+        <w:ind w:left="720"/>
+      </w:pPr>
+      <w:r>
+        <w:t xml:space="preserve">This means that there is a </w:t>
+      </w:r>
+      <w:proofErr w:type="spellStart"/>
+      <w:r>
+        <w:t>vxy</w:t>
+      </w:r>
+      <w:proofErr w:type="spellEnd"/>
+      <w:r>
+        <w:t xml:space="preserve"> that will consist entirely of </w:t>
+      </w:r>
+      <w:proofErr w:type="gramStart"/>
+      <w:r>
+        <w:t>a’s</w:t>
+      </w:r>
+      <w:proofErr w:type="gramEnd"/>
+      <w:r>
+        <w:t>.</w:t>
+      </w:r>
+    </w:p>
+    <w:p>
+      <w:pPr>
+        <w:ind w:left="720"/>
+      </w:pPr>
+      <w:r>
+        <w:t xml:space="preserve">By the PL, </w:t>
+      </w:r>
+      <w:r>
+        <w:t xml:space="preserve">using the </w:t>
+      </w:r>
+      <w:proofErr w:type="spellStart"/>
+      <w:r>
+        <w:t>vxy</w:t>
+      </w:r>
+      <w:proofErr w:type="spellEnd"/>
+      <w:r>
+        <w:t xml:space="preserve"> that consists entirely of a’s, </w:t>
+      </w:r>
+      <w:r>
+        <w:t>there is a uv</w:t>
+      </w:r>
+      <w:r>
+        <w:rPr>
+          <w:vertAlign w:val="superscript"/>
+        </w:rPr>
+        <w:t>0</w:t>
       </w:r>
       <w:r>
         <w:t>xy</w:t>
@@ -6765,152 +7356,101 @@
         <w:rPr>
           <w:vertAlign w:val="superscript"/>
         </w:rPr>
-        <w:t>i</w:t>
-      </w:r>
-      <w:r>
-        <w:t>z</w:t>
-      </w:r>
-      <w:proofErr w:type="spellEnd"/>
-      <w:r>
-        <w:t xml:space="preserve"> ϵ L for all </w:t>
-      </w:r>
-      <w:proofErr w:type="spellStart"/>
-      <w:r>
-        <w:t>i</w:t>
-      </w:r>
-      <w:proofErr w:type="spellEnd"/>
+        <w:t>0</w:t>
+      </w:r>
+      <w:r>
+        <w:t xml:space="preserve">z = </w:t>
+      </w:r>
+      <w:proofErr w:type="spellStart"/>
+      <w:r>
+        <w:t>uxz</w:t>
+      </w:r>
+      <w:proofErr w:type="spellEnd"/>
+      <w:r>
+        <w:t xml:space="preserve"> which will have </w:t>
+      </w:r>
+      <w:r>
+        <w:t xml:space="preserve">a reduced number of </w:t>
+      </w:r>
+      <w:proofErr w:type="gramStart"/>
+      <w:r>
+        <w:t>a’s</w:t>
+      </w:r>
+      <w:proofErr w:type="gramEnd"/>
+      <w:r>
+        <w:t xml:space="preserve">.  </w:t>
+      </w:r>
+      <w:r>
+        <w:t>T</w:t>
+      </w:r>
+      <w:r>
+        <w:t>his means that</w:t>
+      </w:r>
+      <w:r>
+        <w:t xml:space="preserve"> there exists</w:t>
+      </w:r>
+    </w:p>
+    <w:p>
+      <w:pPr>
+        <w:ind w:left="720" w:firstLine="720"/>
+      </w:pPr>
+      <w:proofErr w:type="spellStart"/>
+      <w:r>
+        <w:t>n</w:t>
+      </w:r>
+      <w:r>
+        <w:rPr>
+          <w:vertAlign w:val="subscript"/>
+        </w:rPr>
+        <w:t>a</w:t>
+      </w:r>
+      <w:proofErr w:type="spellEnd"/>
+      <w:r>
+        <w:t xml:space="preserve">(w) &lt; </w:t>
+      </w:r>
+      <w:proofErr w:type="spellStart"/>
+      <w:r>
+        <w:t>n</w:t>
+      </w:r>
+      <w:r>
+        <w:rPr>
+          <w:vertAlign w:val="subscript"/>
+        </w:rPr>
+        <w:t>b</w:t>
+      </w:r>
+      <w:proofErr w:type="spellEnd"/>
+      <w:r>
+        <w:t xml:space="preserve">(w) * </w:t>
+      </w:r>
+      <w:proofErr w:type="spellStart"/>
+      <w:r>
+        <w:t>n</w:t>
+      </w:r>
+      <w:r>
+        <w:rPr>
+          <w:vertAlign w:val="subscript"/>
+        </w:rPr>
+        <w:t>c</w:t>
+      </w:r>
+      <w:proofErr w:type="spellEnd"/>
+      <w:r>
+        <w:t>(w)</w:t>
+      </w:r>
       <w:r>
         <w:t>.</w:t>
       </w:r>
     </w:p>
     <w:p>
       <w:pPr>
+        <w:ind w:left="720" w:firstLine="720"/>
+      </w:pPr>
+    </w:p>
+    <w:p>
+      <w:pPr>
         <w:ind w:left="720"/>
       </w:pPr>
-    </w:p>
-    <w:p>
-      <w:pPr>
-        <w:ind w:left="720"/>
-      </w:pPr>
-      <w:r>
-        <w:t xml:space="preserve">This means that there is a </w:t>
-      </w:r>
-      <w:proofErr w:type="spellStart"/>
-      <w:r>
-        <w:t>vxy</w:t>
-      </w:r>
-      <w:proofErr w:type="spellEnd"/>
-      <w:r>
-        <w:t xml:space="preserve"> that will consist entirely of </w:t>
-      </w:r>
-      <w:proofErr w:type="gramStart"/>
-      <w:r>
-        <w:t>a’s</w:t>
-      </w:r>
-      <w:proofErr w:type="gramEnd"/>
-      <w:r>
-        <w:t>.</w:t>
-      </w:r>
-    </w:p>
-    <w:p>
-      <w:pPr>
-        <w:ind w:left="720"/>
-      </w:pPr>
-      <w:r>
-        <w:t>By the PL, then there is a uv</w:t>
-      </w:r>
-      <w:r>
-        <w:rPr>
-          <w:vertAlign w:val="superscript"/>
-        </w:rPr>
-        <w:t>0</w:t>
-      </w:r>
-      <w:r>
-        <w:t>xy</w:t>
-      </w:r>
-      <w:r>
-        <w:rPr>
-          <w:vertAlign w:val="superscript"/>
-        </w:rPr>
-        <w:t>0</w:t>
-      </w:r>
-      <w:r>
-        <w:t xml:space="preserve">z = </w:t>
-      </w:r>
-      <w:proofErr w:type="spellStart"/>
-      <w:r>
-        <w:t>uxz</w:t>
-      </w:r>
-      <w:proofErr w:type="spellEnd"/>
-      <w:r>
-        <w:t xml:space="preserve"> with a reduced number of </w:t>
-      </w:r>
-      <w:proofErr w:type="gramStart"/>
-      <w:r>
-        <w:t>a’s</w:t>
-      </w:r>
-      <w:proofErr w:type="gramEnd"/>
-      <w:r>
-        <w:t>.</w:t>
-      </w:r>
-    </w:p>
-    <w:p>
-      <w:pPr>
-        <w:ind w:left="720"/>
-      </w:pPr>
-      <w:r>
-        <w:t>T</w:t>
-      </w:r>
-      <w:r>
-        <w:t>his means that</w:t>
-      </w:r>
-      <w:r>
-        <w:t xml:space="preserve"> there exists an</w:t>
-      </w:r>
-      <w:r>
-        <w:t xml:space="preserve"> </w:t>
-      </w:r>
-      <w:proofErr w:type="spellStart"/>
-      <w:r>
-        <w:t>n</w:t>
-      </w:r>
-      <w:r>
-        <w:rPr>
-          <w:vertAlign w:val="subscript"/>
-        </w:rPr>
-        <w:t>a</w:t>
-      </w:r>
-      <w:proofErr w:type="spellEnd"/>
-      <w:r>
-        <w:t xml:space="preserve">(w) &lt; </w:t>
-      </w:r>
-      <w:proofErr w:type="spellStart"/>
-      <w:r>
-        <w:t>n</w:t>
-      </w:r>
-      <w:r>
-        <w:rPr>
-          <w:vertAlign w:val="subscript"/>
-        </w:rPr>
-        <w:t>b</w:t>
-      </w:r>
-      <w:proofErr w:type="spellEnd"/>
-      <w:r>
-        <w:t xml:space="preserve">(w) * </w:t>
-      </w:r>
-      <w:proofErr w:type="spellStart"/>
-      <w:r>
-        <w:t>n</w:t>
-      </w:r>
-      <w:r>
-        <w:rPr>
-          <w:vertAlign w:val="subscript"/>
-        </w:rPr>
-        <w:t>c</w:t>
-      </w:r>
-      <w:proofErr w:type="spellEnd"/>
-      <w:r>
-        <w:t>(w), which is a contradiction that shows L is not context free.</w:t>
+      <w:r>
+        <w:t xml:space="preserve"> which is a contradiction that shows L is not context free.</w:t>
       </w:r>
     </w:p>
     <w:p/>
@@ -7038,7 +7578,35 @@
           <w:b/>
           <w:bCs/>
         </w:rPr>
-        <w:t xml:space="preserve"> : n &gt;= 0, j &gt;= </w:t>
+        <w:t xml:space="preserve"> : n </w:t>
+      </w:r>
+      <w:r>
+        <w:rPr>
+          <w:b/>
+          <w:bCs/>
+        </w:rPr>
+        <w:t>≥</w:t>
+      </w:r>
+      <w:r>
+        <w:rPr>
+          <w:b/>
+          <w:bCs/>
+        </w:rPr>
+        <w:t xml:space="preserve"> 0, j </w:t>
+      </w:r>
+      <w:r>
+        <w:rPr>
+          <w:b/>
+          <w:bCs/>
+        </w:rPr>
+        <w:t>≥</w:t>
+      </w:r>
+      <w:r>
+        <w:rPr>
+          <w:b/>
+          <w:bCs/>
+        </w:rPr>
+        <w:t xml:space="preserve"> </w:t>
       </w:r>
       <w:proofErr w:type="gramStart"/>
       <w:r>
@@ -7110,9 +7678,6 @@
     <w:p/>
     <w:p/>
     <w:p/>
-    <w:p/>
-    <w:p/>
-    <w:p/>
     <w:p>
       <w:pPr>
         <w:rPr>
@@ -7234,7 +7799,7 @@
           <w:bCs/>
           <w:vertAlign w:val="superscript"/>
         </w:rPr>
-        <w:t>l</w:t>
+        <w:t>p</w:t>
       </w:r>
       <w:proofErr w:type="spellEnd"/>
       <w:proofErr w:type="gramEnd"/>
@@ -7250,14 +7815,7 @@
           <w:b/>
           <w:bCs/>
         </w:rPr>
-        <w:t>&lt;</w:t>
-      </w:r>
-      <w:r>
-        <w:rPr>
-          <w:b/>
-          <w:bCs/>
-        </w:rPr>
-        <w:t xml:space="preserve">= </w:t>
+        <w:t xml:space="preserve">≤ </w:t>
       </w:r>
       <w:r>
         <w:rPr>
@@ -7278,22 +7836,15 @@
           <w:b/>
           <w:bCs/>
         </w:rPr>
-        <w:t>&lt;</w:t>
-      </w:r>
-      <w:r>
-        <w:rPr>
-          <w:b/>
-          <w:bCs/>
-        </w:rPr>
-        <w:t xml:space="preserve">= </w:t>
-      </w:r>
-      <w:proofErr w:type="gramStart"/>
-      <w:r>
-        <w:rPr>
-          <w:b/>
-          <w:bCs/>
-        </w:rPr>
-        <w:t>l</w:t>
+        <w:t xml:space="preserve">≤ </w:t>
+      </w:r>
+      <w:proofErr w:type="gramStart"/>
+      <w:r>
+        <w:rPr>
+          <w:b/>
+          <w:bCs/>
+        </w:rPr>
+        <w:t>p</w:t>
       </w:r>
       <w:r>
         <w:rPr>
@@ -7328,11 +7879,6 @@
       <w:r>
         <w:t xml:space="preserve"> an integer as in the PL for L.</w:t>
       </w:r>
-    </w:p>
-    <w:p>
-      <w:pPr>
-        <w:ind w:left="720"/>
-      </w:pPr>
     </w:p>
     <w:p>
       <w:pPr>
@@ -7421,7 +7967,13 @@
       </w:r>
       <w:proofErr w:type="spellEnd"/>
       <w:r>
-        <w:t>| &lt;= m,</w:t>
+        <w:t xml:space="preserve">| </w:t>
+      </w:r>
+      <w:r>
+        <w:t xml:space="preserve">≤ </w:t>
+      </w:r>
+      <w:r>
+        <w:t>m,</w:t>
       </w:r>
     </w:p>
     <w:p>
@@ -7438,7 +7990,13 @@
       </w:r>
       <w:proofErr w:type="spellEnd"/>
       <w:r>
-        <w:t>| &gt;= 1, and</w:t>
+        <w:t xml:space="preserve">| </w:t>
+      </w:r>
+      <w:r>
+        <w:t>≥ 1</w:t>
+      </w:r>
+      <w:r>
+        <w:t>, and</w:t>
       </w:r>
     </w:p>
     <w:p>
@@ -7525,7 +8083,15 @@
       </w:r>
       <w:proofErr w:type="spellEnd"/>
       <w:r>
-        <w:t>.  So, when we pump down, and see uv</w:t>
+        <w:t>.</w:t>
+      </w:r>
+    </w:p>
+    <w:p>
+      <w:pPr>
+        <w:ind w:left="720"/>
+      </w:pPr>
+      <w:r>
+        <w:t>So, when we pump down and see uv</w:t>
       </w:r>
       <w:r>
         <w:rPr>
@@ -7563,7 +8129,16 @@
       </w:pPr>
       <w:r>
         <w:tab/>
-        <w:t>n &gt;= k or j &gt;= l</w:t>
+        <w:t xml:space="preserve">n </w:t>
+      </w:r>
+      <w:r>
+        <w:t xml:space="preserve">&gt; </w:t>
+      </w:r>
+      <w:r>
+        <w:t xml:space="preserve">k or j </w:t>
+      </w:r>
+      <w:r>
+        <w:t>&gt; p</w:t>
       </w:r>
     </w:p>
     <w:p>
@@ -7571,7 +8146,13 @@
         <w:ind w:left="720"/>
       </w:pPr>
       <w:r>
-        <w:t>This is not in L, which is a contraction that shows L is not a CFL.</w:t>
+        <w:t xml:space="preserve">This is not in L, which is a </w:t>
+      </w:r>
+      <w:r>
+        <w:t>contradiction</w:t>
+      </w:r>
+      <w:r>
+        <w:t xml:space="preserve"> that shows L is not a CFL.</w:t>
       </w:r>
     </w:p>
     <w:p/>
@@ -7653,7 +8234,21 @@
           <w:b/>
           <w:bCs/>
         </w:rPr>
-        <w:t xml:space="preserve"> n &gt;= 0, n is not a multiple of </w:t>
+        <w:t xml:space="preserve"> n </w:t>
+      </w:r>
+      <w:r>
+        <w:rPr>
+          <w:b/>
+          <w:bCs/>
+        </w:rPr>
+        <w:t xml:space="preserve">≥ </w:t>
+      </w:r>
+      <w:r>
+        <w:rPr>
+          <w:b/>
+          <w:bCs/>
+        </w:rPr>
+        <w:t xml:space="preserve">0, n is not a multiple of </w:t>
       </w:r>
       <w:proofErr w:type="gramStart"/>
       <w:r>
@@ -7710,9 +8305,18 @@
       </w:r>
       <w:proofErr w:type="gramStart"/>
       <w:r>
-        <w:t>5}.</w:t>
-      </w:r>
-      <w:proofErr w:type="gramEnd"/>
+        <w:t>5</w:t>
+      </w:r>
+      <w:r>
+        <w:t xml:space="preserve"> </w:t>
+      </w:r>
+      <w:r>
+        <w:t>}</w:t>
+      </w:r>
+      <w:proofErr w:type="gramEnd"/>
+      <w:r>
+        <w:t>.</w:t>
+      </w:r>
     </w:p>
     <w:p>
       <w:pPr>
@@ -7815,7 +8419,10 @@
       <w:proofErr w:type="spellEnd"/>
       <w:proofErr w:type="gramEnd"/>
       <w:r>
-        <w:t xml:space="preserve"> : n &gt;= </w:t>
+        <w:t xml:space="preserve"> : n </w:t>
+      </w:r>
+      <w:r>
+        <w:t xml:space="preserve">≥ </w:t>
       </w:r>
       <w:proofErr w:type="gramStart"/>
       <w:r>
@@ -7886,7 +8493,23 @@
           <w:b/>
           <w:bCs/>
         </w:rPr>
-        <w:t xml:space="preserve">18)  Show L = </w:t>
+        <w:t>18</w:t>
+      </w:r>
+      <w:proofErr w:type="gramStart"/>
+      <w:r>
+        <w:rPr>
+          <w:b/>
+          <w:bCs/>
+        </w:rPr>
+        <w:t>)  Show</w:t>
+      </w:r>
+      <w:proofErr w:type="gramEnd"/>
+      <w:r>
+        <w:rPr>
+          <w:b/>
+          <w:bCs/>
+        </w:rPr>
+        <w:t xml:space="preserve"> L = </w:t>
       </w:r>
       <w:proofErr w:type="gramStart"/>
       <w:r>
@@ -8004,6 +8627,29 @@
         <w:t xml:space="preserve"> }</w:t>
       </w:r>
       <w:proofErr w:type="gramEnd"/>
+      <w:r>
+        <w:rPr>
+          <w:b/>
+          <w:bCs/>
+        </w:rPr>
+        <w:t xml:space="preserve"> </w:t>
+      </w:r>
+      <w:proofErr w:type="gramStart"/>
+      <w:r>
+        <w:rPr>
+          <w:b/>
+          <w:bCs/>
+        </w:rPr>
+        <w:t>is</w:t>
+      </w:r>
+      <w:proofErr w:type="gramEnd"/>
+      <w:r>
+        <w:rPr>
+          <w:b/>
+          <w:bCs/>
+        </w:rPr>
+        <w:t xml:space="preserve"> a CFL.</w:t>
+      </w:r>
     </w:p>
     <w:p>
       <w:pPr>
@@ -8106,6 +8752,11 @@
       <w:pPr>
         <w:ind w:left="720"/>
       </w:pPr>
+    </w:p>
+    <w:p>
+      <w:pPr>
+        <w:ind w:left="720"/>
+      </w:pPr>
       <w:r>
         <w:t>Let L2 = {w ϵ {</w:t>
       </w:r>
@@ -8143,7 +8794,52 @@
         <w:ind w:left="720"/>
       </w:pPr>
       <w:r>
-        <w:t>This has CFG:</w:t>
+        <w:t xml:space="preserve">The complement of L2 is then </w:t>
+      </w:r>
+      <w:proofErr w:type="gramStart"/>
+      <w:r>
+        <w:t>{</w:t>
+      </w:r>
+      <w:r>
+        <w:t xml:space="preserve"> </w:t>
+      </w:r>
+      <w:r>
+        <w:t>w</w:t>
+      </w:r>
+      <w:proofErr w:type="gramEnd"/>
+      <w:r>
+        <w:t xml:space="preserve"> ϵ {</w:t>
+      </w:r>
+      <w:proofErr w:type="spellStart"/>
+      <w:proofErr w:type="gramStart"/>
+      <w:r>
+        <w:t>a,b</w:t>
+      </w:r>
+      <w:proofErr w:type="spellEnd"/>
+      <w:proofErr w:type="gramEnd"/>
+      <w:r>
+        <w:t>}</w:t>
+      </w:r>
+      <w:proofErr w:type="gramStart"/>
+      <w:r>
+        <w:t>* :</w:t>
+      </w:r>
+      <w:proofErr w:type="gramEnd"/>
+      <w:r>
+        <w:t xml:space="preserve"> w does contain a substring </w:t>
+      </w:r>
+      <w:proofErr w:type="spellStart"/>
+      <w:proofErr w:type="gramStart"/>
+      <w:r>
+        <w:t>aab</w:t>
+      </w:r>
+      <w:proofErr w:type="spellEnd"/>
+      <w:r>
+        <w:t xml:space="preserve"> }</w:t>
+      </w:r>
+      <w:proofErr w:type="gramEnd"/>
+      <w:r>
+        <w:t>,</w:t>
       </w:r>
     </w:p>
     <w:p>
@@ -8151,24 +8847,50 @@
         <w:ind w:left="720"/>
       </w:pPr>
       <w:r>
+        <w:t>which has a regular expression as:</w:t>
+      </w:r>
+    </w:p>
+    <w:p>
+      <w:pPr>
+        <w:ind w:left="720" w:firstLine="720"/>
+      </w:pPr>
+      <w:r>
+        <w:t xml:space="preserve">(a + </w:t>
+      </w:r>
+      <w:proofErr w:type="gramStart"/>
+      <w:r>
+        <w:t>b)*</w:t>
+      </w:r>
+      <w:proofErr w:type="spellStart"/>
+      <w:r>
+        <w:t>aab</w:t>
+      </w:r>
+      <w:proofErr w:type="spellEnd"/>
+      <w:r>
+        <w:t>(</w:t>
+      </w:r>
+      <w:proofErr w:type="gramEnd"/>
+      <w:r>
+        <w:t xml:space="preserve">a + </w:t>
+      </w:r>
+      <w:proofErr w:type="gramStart"/>
+      <w:r>
+        <w:t>b)*</w:t>
+      </w:r>
+      <w:proofErr w:type="gramEnd"/>
+    </w:p>
+    <w:p>
+      <w:r>
         <w:tab/>
-        <w:t xml:space="preserve">S -&gt; </w:t>
-      </w:r>
-      <w:proofErr w:type="spellStart"/>
-      <w:r>
-        <w:t>aA</w:t>
-      </w:r>
-      <w:proofErr w:type="spellEnd"/>
-      <w:r>
-        <w:t xml:space="preserve"> | </w:t>
-      </w:r>
-      <w:proofErr w:type="spellStart"/>
-      <w:r>
-        <w:t>bB</w:t>
-      </w:r>
-      <w:proofErr w:type="spellEnd"/>
-      <w:r>
-        <w:t xml:space="preserve"> | λ</w:t>
+        <w:t xml:space="preserve">Since complemented L2 is </w:t>
+      </w:r>
+      <w:proofErr w:type="gramStart"/>
+      <w:r>
+        <w:t>regular, then</w:t>
+      </w:r>
+      <w:proofErr w:type="gramEnd"/>
+      <w:r>
+        <w:t xml:space="preserve"> this indicates that L2 is also regular.</w:t>
       </w:r>
     </w:p>
     <w:p>
@@ -8176,80 +8898,31 @@
         <w:ind w:left="720"/>
       </w:pPr>
       <w:r>
-        <w:tab/>
-        <w:t xml:space="preserve">A -&gt; </w:t>
-      </w:r>
-      <w:proofErr w:type="spellStart"/>
-      <w:r>
-        <w:t>aC</w:t>
-      </w:r>
-      <w:proofErr w:type="spellEnd"/>
-      <w:r>
-        <w:t xml:space="preserve"> | </w:t>
-      </w:r>
-      <w:proofErr w:type="spellStart"/>
-      <w:r>
-        <w:t>bB</w:t>
-      </w:r>
-      <w:proofErr w:type="spellEnd"/>
-      <w:r>
-        <w:t xml:space="preserve"> | λ</w:t>
-      </w:r>
-    </w:p>
-    <w:p>
-      <w:pPr>
-        <w:ind w:left="720"/>
-      </w:pPr>
-      <w:r>
-        <w:tab/>
-        <w:t xml:space="preserve">C -&gt; </w:t>
-      </w:r>
-      <w:proofErr w:type="spellStart"/>
-      <w:r>
-        <w:t>aC</w:t>
-      </w:r>
-      <w:proofErr w:type="spellEnd"/>
-      <w:r>
-        <w:t xml:space="preserve"> | λ</w:t>
-      </w:r>
-    </w:p>
-    <w:p>
-      <w:pPr>
-        <w:ind w:left="720"/>
-      </w:pPr>
-      <w:r>
-        <w:tab/>
-        <w:t xml:space="preserve">B -&gt; </w:t>
-      </w:r>
-      <w:proofErr w:type="spellStart"/>
-      <w:r>
-        <w:t>aA</w:t>
-      </w:r>
-      <w:proofErr w:type="spellEnd"/>
-      <w:r>
-        <w:t xml:space="preserve"> | </w:t>
-      </w:r>
-      <w:proofErr w:type="spellStart"/>
-      <w:r>
-        <w:t>bB</w:t>
-      </w:r>
-      <w:proofErr w:type="spellEnd"/>
-      <w:r>
-        <w:t xml:space="preserve"> | λ</w:t>
-      </w:r>
-    </w:p>
-    <w:p>
-      <w:pPr>
-        <w:ind w:left="720"/>
-      </w:pPr>
-      <w:r>
-        <w:t>Since both</w:t>
-      </w:r>
-      <w:r>
-        <w:t xml:space="preserve"> L1 and L2</w:t>
-      </w:r>
-      <w:r>
-        <w:t xml:space="preserve"> are context free, then L = L1 U L2 is also context free.</w:t>
+        <w:t xml:space="preserve">Since </w:t>
+      </w:r>
+      <w:r>
+        <w:t>L1</w:t>
+      </w:r>
+      <w:r>
+        <w:t xml:space="preserve"> is context free and</w:t>
+      </w:r>
+      <w:r>
+        <w:t xml:space="preserve"> L2</w:t>
+      </w:r>
+      <w:r>
+        <w:t xml:space="preserve"> </w:t>
+      </w:r>
+      <w:r>
+        <w:t>is regular</w:t>
+      </w:r>
+      <w:r>
+        <w:t xml:space="preserve">, then L = L1 </w:t>
+      </w:r>
+      <w:r>
+        <w:t>∩</w:t>
+      </w:r>
+      <w:r>
+        <w:t xml:space="preserve"> L2 is also context free.</w:t>
       </w:r>
     </w:p>
     <w:sectPr>
@@ -9981,6 +10654,16 @@
     <w:uiPriority w:val="99"/>
     <w:rsid w:val="00507676"/>
   </w:style>
+  <w:style w:type="character" w:styleId="PlaceholderText">
+    <w:name w:val="Placeholder Text"/>
+    <w:basedOn w:val="DefaultParagraphFont"/>
+    <w:uiPriority w:val="99"/>
+    <w:semiHidden/>
+    <w:rsid w:val="00FF7E70"/>
+    <w:rPr>
+      <w:color w:val="666666"/>
+    </w:rPr>
+  </w:style>
 </w:styles>
 </file>
 
